--- a/EQUIPMENT ACCOUNTABILITY - AIMF.docx
+++ b/EQUIPMENT ACCOUNTABILITY - AIMF.docx
@@ -13,13 +13,13 @@
         <mc:AlternateContent>
           <mc:Choice Requires="wps">
             <w:drawing>
-              <wp:anchor distT="45720" distB="45720" distL="114300" distR="114300" simplePos="0" relativeHeight="251659264" behindDoc="1" locked="0" layoutInCell="1" allowOverlap="1" wp14:anchorId="1472409E" wp14:editId="476E948F">
+              <wp:anchor distT="45720" distB="45720" distL="114300" distR="114300" simplePos="0" relativeHeight="251659264" behindDoc="1" locked="0" layoutInCell="1" allowOverlap="1" wp14:anchorId="1472409E" wp14:editId="58CA8935">
                 <wp:simplePos x="0" y="0"/>
                 <wp:positionH relativeFrom="column">
-                  <wp:posOffset>5394960</wp:posOffset>
+                  <wp:posOffset>5364480</wp:posOffset>
                 </wp:positionH>
                 <wp:positionV relativeFrom="paragraph">
-                  <wp:posOffset>-327660</wp:posOffset>
+                  <wp:posOffset>-320040</wp:posOffset>
                 </wp:positionV>
                 <wp:extent cx="1150620" cy="312420"/>
                 <wp:effectExtent l="0" t="0" r="11430" b="11430"/>
@@ -108,7 +108,7 @@
                 <v:stroke joinstyle="miter"/>
                 <v:path gradientshapeok="t" o:connecttype="rect"/>
               </v:shapetype>
-              <v:shape id="Text Box 2" o:spid="_x0000_s1026" type="#_x0000_t202" style="position:absolute;left:0;text-align:left;margin-left:424.8pt;margin-top:-25.8pt;width:90.6pt;height:24.6pt;z-index:-251657216;visibility:visible;mso-wrap-style:square;mso-width-percent:0;mso-height-percent:0;mso-wrap-distance-left:9pt;mso-wrap-distance-top:3.6pt;mso-wrap-distance-right:9pt;mso-wrap-distance-bottom:3.6pt;mso-position-horizontal:absolute;mso-position-horizontal-relative:text;mso-position-vertical:absolute;mso-position-vertical-relative:text;mso-width-percent:0;mso-height-percent:0;mso-width-relative:margin;mso-height-relative:margin;v-text-anchor:top" o:gfxdata="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" filled="f" strokecolor="white [3212]">
+              <v:shape id="Text Box 2" o:spid="_x0000_s1026" type="#_x0000_t202" style="position:absolute;left:0;text-align:left;margin-left:422.4pt;margin-top:-25.2pt;width:90.6pt;height:24.6pt;z-index:-251657216;visibility:visible;mso-wrap-style:square;mso-width-percent:0;mso-height-percent:0;mso-wrap-distance-left:9pt;mso-wrap-distance-top:3.6pt;mso-wrap-distance-right:9pt;mso-wrap-distance-bottom:3.6pt;mso-position-horizontal:absolute;mso-position-horizontal-relative:text;mso-position-vertical:absolute;mso-position-vertical-relative:text;mso-width-percent:0;mso-height-percent:0;mso-width-relative:margin;mso-height-relative:margin;v-text-anchor:top" o:gfxdata="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" filled="f" strokecolor="white [3212]">
                 <v:textbox>
                   <w:txbxContent>
                     <w:p>
@@ -198,7 +198,14 @@
           <w:tcPr>
             <w:tcW w:w="5278" w:type="dxa"/>
           </w:tcPr>
-          <w:p/>
+          <w:p>
+            <w:r>
+              <w:t>BTC MT</w:t>
+            </w:r>
+            <w:r>
+              <w:t xml:space="preserve"> MAKILING</w:t>
+            </w:r>
+          </w:p>
         </w:tc>
       </w:tr>
       <w:tr>
@@ -219,7 +226,14 @@
           <w:tcPr>
             <w:tcW w:w="5278" w:type="dxa"/>
           </w:tcPr>
-          <w:p/>
+          <w:p>
+            <w:r>
+              <w:t>June 3, 202</w:t>
+            </w:r>
+            <w:r>
+              <w:t>6</w:t>
+            </w:r>
+          </w:p>
         </w:tc>
       </w:tr>
       <w:tr>
@@ -240,7 +254,19 @@
           <w:tcPr>
             <w:tcW w:w="5278" w:type="dxa"/>
           </w:tcPr>
-          <w:p/>
+          <w:p>
+            <w:r>
+              <w:t xml:space="preserve">Melchor Adrian Calicdan &amp; </w:t>
+            </w:r>
+            <w:proofErr w:type="spellStart"/>
+            <w:r>
+              <w:t>Jhiro</w:t>
+            </w:r>
+            <w:proofErr w:type="spellEnd"/>
+            <w:r>
+              <w:t xml:space="preserve"> Fronda</w:t>
+            </w:r>
+          </w:p>
         </w:tc>
       </w:tr>
     </w:tbl>
@@ -377,6 +403,9 @@
             <w:pPr>
               <w:jc w:val="center"/>
             </w:pPr>
+            <w:r>
+              <w:t>2</w:t>
+            </w:r>
           </w:p>
         </w:tc>
         <w:tc>
@@ -387,6 +416,9 @@
             <w:pPr>
               <w:jc w:val="center"/>
             </w:pPr>
+            <w:r>
+              <w:t>Service Tank</w:t>
+            </w:r>
           </w:p>
         </w:tc>
         <w:tc>
@@ -449,6 +481,9 @@
             <w:pPr>
               <w:jc w:val="center"/>
             </w:pPr>
+            <w:r>
+              <w:t>2</w:t>
+            </w:r>
           </w:p>
         </w:tc>
         <w:tc>
@@ -459,6 +494,9 @@
             <w:pPr>
               <w:jc w:val="center"/>
             </w:pPr>
+            <w:r>
+              <w:t>Storage Tank</w:t>
+            </w:r>
           </w:p>
         </w:tc>
         <w:tc>
@@ -590,6 +628,9 @@
             <w:pPr>
               <w:jc w:val="center"/>
             </w:pPr>
+            <w:r>
+              <w:t>7</w:t>
+            </w:r>
           </w:p>
         </w:tc>
         <w:tc>
@@ -725,6 +766,9 @@
             <w:pPr>
               <w:jc w:val="center"/>
             </w:pPr>
+            <w:r>
+              <w:t>5</w:t>
+            </w:r>
           </w:p>
         </w:tc>
         <w:tc>
@@ -735,6 +779,13 @@
             <w:pPr>
               <w:jc w:val="center"/>
             </w:pPr>
+            <w:r>
+              <w:t>2 Main Engines</w:t>
+            </w:r>
+            <w:r>
+              <w:br/>
+              <w:t>3 Auxiliary Engines</w:t>
+            </w:r>
           </w:p>
         </w:tc>
         <w:tc>
@@ -865,6 +916,9 @@
             <w:pPr>
               <w:jc w:val="center"/>
             </w:pPr>
+            <w:r>
+              <w:t>2</w:t>
+            </w:r>
           </w:p>
         </w:tc>
         <w:tc>
@@ -875,6 +929,9 @@
             <w:pPr>
               <w:jc w:val="center"/>
             </w:pPr>
+            <w:r>
+              <w:t>Upper Deck Starboard Side</w:t>
+            </w:r>
           </w:p>
         </w:tc>
         <w:tc>
@@ -1056,7 +1113,13 @@
             </w:r>
             <w:r>
               <w:br/>
-              <w:t xml:space="preserve">Name &amp; Signature: </w:t>
+              <w:t>Name &amp; Signatur</w:t>
+            </w:r>
+            <w:r>
+              <w:t>e</w:t>
+            </w:r>
+            <w:r>
+              <w:t xml:space="preserve">: </w:t>
             </w:r>
           </w:p>
         </w:tc>
